--- a/data/resumes/测试简历2.docx
+++ b/data/resumes/测试简历2.docx
@@ -3,383 +3,331 @@
 <w:document xmlns:wpc="http://schemas.microsoft.com/office/word/2010/wordprocessingCanvas" xmlns:cx="http://schemas.microsoft.com/office/drawing/2014/chartex" xmlns:cx1="http://schemas.microsoft.com/office/drawing/2015/9/8/chartex" xmlns:cx2="http://schemas.microsoft.com/office/drawing/2015/10/21/chartex" xmlns:cx3="http://schemas.microsoft.com/office/drawing/2016/5/9/chartex" xmlns:cx4="http://schemas.microsoft.com/office/drawing/2016/5/10/chartex" xmlns:cx5="http://schemas.microsoft.com/office/drawing/2016/5/11/chartex" xmlns:cx6="http://schemas.microsoft.com/office/drawing/2016/5/12/chartex" xmlns:cx7="http://schemas.microsoft.com/office/drawing/2016/5/13/chartex" xmlns:cx8="http://schemas.microsoft.com/office/drawing/2016/5/14/chartex" xmlns:mc="http://schemas.openxmlformats.org/markup-compatibility/2006" xmlns:aink="http://schemas.microsoft.com/office/drawing/2016/ink" xmlns:am3d="http://schemas.microsoft.com/office/drawing/2017/model3d" xmlns:o="urn:schemas-microsoft-com:office:office" xmlns:oel="http://schemas.microsoft.com/office/2019/extlst" xmlns:r="http://schemas.openxmlformats.org/officeDocument/2006/relationships" xmlns:m="http://schemas.openxmlformats.org/officeDocument/2006/math" xmlns:v="urn:schemas-microsoft-com:vml" xmlns:wp14="http://schemas.microsoft.com/office/word/2010/wordprocessingDrawing" xmlns:wp="http://schemas.openxmlformats.org/drawingml/2006/wordprocessingDrawing" xmlns:w10="urn:schemas-microsoft-com:office:word" xmlns:w="http://schemas.openxmlformats.org/wordprocessingml/2006/main" xmlns:w14="http://schemas.microsoft.com/office/word/2010/wordml" xmlns:w15="http://schemas.microsoft.com/office/word/2012/wordml" xmlns:w16cex="http://schemas.microsoft.com/office/word/2018/wordml/cex" xmlns:w16cid="http://schemas.microsoft.com/office/word/2016/wordml/cid" xmlns:w16="http://schemas.microsoft.com/office/word/2018/wordml" xmlns:w16du="http://schemas.microsoft.com/office/word/2023/wordml/word16du" xmlns:w16sdtdh="http://schemas.microsoft.com/office/word/2020/wordml/sdtdatahash" xmlns:w16sdtfl="http://schemas.microsoft.com/office/word/2024/wordml/sdtformatlock" xmlns:w16se="http://schemas.microsoft.com/office/word/2015/wordml/symex" xmlns:wpg="http://schemas.microsoft.com/office/word/2010/wordprocessingGroup" xmlns:wpi="http://schemas.microsoft.com/office/word/2010/wordprocessingInk" xmlns:wne="http://schemas.microsoft.com/office/word/2006/wordml" xmlns:wps="http://schemas.microsoft.com/office/word/2010/wordprocessingShape" mc:Ignorable="w14 w15 w16se w16cid w16 w16cex w16sdtdh w16sdtfl w16du wp14">
   <w:body>
     <w:p>
+      <w:pPr>
+        <w:rPr>
+          <w:rFonts w:hint="eastAsia"/>
+          <w:b/>
+          <w:bCs/>
+        </w:rPr>
+      </w:pPr>
       <w:r>
         <w:rPr>
-          <w:b/>
-          <w:bCs/>
-        </w:rPr>
-        <w:t>姓名：</w:t>
+          <w:rFonts w:hint="eastAsia"/>
+          <w:b/>
+          <w:bCs/>
+        </w:rPr>
+        <w:t>姓名：李强</w:t>
       </w:r>
+    </w:p>
+    <w:p>
+      <w:pPr>
+        <w:rPr>
+          <w:rFonts w:hint="eastAsia"/>
+          <w:b/>
+          <w:bCs/>
+        </w:rPr>
+      </w:pPr>
       <w:r>
-        <w:t xml:space="preserve"> 王大锤 </w:t>
+        <w:rPr>
+          <w:rFonts w:hint="eastAsia"/>
+          <w:b/>
+          <w:bCs/>
+        </w:rPr>
+        <w:t>求职意向：Python 开发工程师</w:t>
       </w:r>
+    </w:p>
+    <w:p>
+      <w:pPr>
+        <w:rPr>
+          <w:rFonts w:hint="eastAsia"/>
+          <w:b/>
+          <w:bCs/>
+        </w:rPr>
+      </w:pPr>
+    </w:p>
+    <w:p>
+      <w:pPr>
+        <w:rPr>
+          <w:rFonts w:hint="eastAsia"/>
+          <w:b/>
+          <w:bCs/>
+        </w:rPr>
+      </w:pPr>
       <w:r>
         <w:rPr>
-          <w:b/>
-          <w:bCs/>
-        </w:rPr>
-        <w:t>经验：</w:t>
+          <w:rFonts w:hint="eastAsia"/>
+          <w:b/>
+          <w:bCs/>
+        </w:rPr>
+        <w:t>【个人技能】</w:t>
       </w:r>
+    </w:p>
+    <w:p>
+      <w:pPr>
+        <w:rPr>
+          <w:rFonts w:hint="eastAsia"/>
+          <w:b/>
+          <w:bCs/>
+        </w:rPr>
+      </w:pPr>
       <w:r>
-        <w:t xml:space="preserve"> 5年 </w:t>
+        <w:rPr>
+          <w:rFonts w:hint="eastAsia"/>
+          <w:b/>
+          <w:bCs/>
+        </w:rPr>
+        <w:t>- 熟悉 Python 基础语法，会用 Django 框架做点小网站。</w:t>
       </w:r>
+    </w:p>
+    <w:p>
+      <w:pPr>
+        <w:rPr>
+          <w:rFonts w:hint="eastAsia"/>
+          <w:b/>
+          <w:bCs/>
+        </w:rPr>
+      </w:pPr>
       <w:r>
         <w:rPr>
-          <w:b/>
-          <w:bCs/>
-        </w:rPr>
-        <w:t>岗位：</w:t>
+          <w:rFonts w:hint="eastAsia"/>
+          <w:b/>
+          <w:bCs/>
+        </w:rPr>
+        <w:t>- 了解 HTML, CSS, JavaScript 等前端基础知识。</w:t>
       </w:r>
+    </w:p>
+    <w:p>
+      <w:pPr>
+        <w:rPr>
+          <w:rFonts w:hint="eastAsia"/>
+          <w:b/>
+          <w:bCs/>
+        </w:rPr>
+      </w:pPr>
       <w:r>
-        <w:t xml:space="preserve"> 后端开发工程师</w:t>
+        <w:rPr>
+          <w:rFonts w:hint="eastAsia"/>
+          <w:b/>
+          <w:bCs/>
+        </w:rPr>
+        <w:t>- 熟练使用 Requests 和 Scrapy 编写自动化爬虫脚本，抓取过一些网页数据。</w:t>
       </w:r>
     </w:p>
     <w:p>
+      <w:pPr>
+        <w:rPr>
+          <w:rFonts w:hint="eastAsia"/>
+          <w:b/>
+          <w:bCs/>
+        </w:rPr>
+      </w:pPr>
       <w:r>
         <w:rPr>
-          <w:b/>
-          <w:bCs/>
-        </w:rPr>
-        <w:t>教育背景：</w:t>
+          <w:rFonts w:hint="eastAsia"/>
+          <w:b/>
+          <w:bCs/>
+        </w:rPr>
+        <w:t>- 了解 MySQL 数据库的基本增删改查。</w:t>
       </w:r>
+    </w:p>
+    <w:p>
+      <w:pPr>
+        <w:rPr>
+          <w:rFonts w:hint="eastAsia"/>
+          <w:b/>
+          <w:bCs/>
+        </w:rPr>
+      </w:pPr>
+    </w:p>
+    <w:p>
+      <w:pPr>
+        <w:rPr>
+          <w:rFonts w:hint="eastAsia"/>
+          <w:b/>
+          <w:bCs/>
+        </w:rPr>
+      </w:pPr>
       <w:r>
-        <w:t xml:space="preserve"> 某重点大学 计算机科学与技术 本科</w:t>
+        <w:rPr>
+          <w:rFonts w:hint="eastAsia"/>
+          <w:b/>
+          <w:bCs/>
+        </w:rPr>
+        <w:t>【工作经历：轻量级网络工作室 | 软件开发 | 2025.01 - 2026.04】</w:t>
       </w:r>
     </w:p>
     <w:p>
+      <w:pPr>
+        <w:rPr>
+          <w:rFonts w:hint="eastAsia"/>
+          <w:b/>
+          <w:bCs/>
+        </w:rPr>
+      </w:pPr>
       <w:r>
         <w:rPr>
-          <w:b/>
-          <w:bCs/>
-        </w:rPr>
-        <w:t>专业技能：</w:t>
+          <w:rFonts w:hint="eastAsia"/>
+          <w:b/>
+          <w:bCs/>
+        </w:rPr>
+        <w:t>工作描述：</w:t>
       </w:r>
     </w:p>
     <w:p>
       <w:pPr>
-        <w:numPr>
-          <w:ilvl w:val="0"/>
-          <w:numId w:val="1"/>
-        </w:numPr>
+        <w:rPr>
+          <w:rFonts w:hint="eastAsia"/>
+          <w:b/>
+          <w:bCs/>
+        </w:rPr>
       </w:pPr>
       <w:r>
-        <w:t>熟悉 Java 开发，会写 Python。</w:t>
-      </w:r>
-    </w:p>
-    <w:p>
-      <w:pPr>
-        <w:numPr>
-          <w:ilvl w:val="0"/>
-          <w:numId w:val="1"/>
-        </w:numPr>
-      </w:pPr>
-      <w:r>
-        <w:t>了解 Spring Boot 框架，用过 MySQL 数据库。</w:t>
-      </w:r>
-    </w:p>
-    <w:p>
-      <w:pPr>
-        <w:numPr>
-          <w:ilvl w:val="0"/>
-          <w:numId w:val="1"/>
-        </w:numPr>
-      </w:pPr>
-      <w:r>
-        <w:t>做过分布式，用过 Redis 做缓存。</w:t>
-      </w:r>
-    </w:p>
-    <w:p>
-      <w:pPr>
-        <w:numPr>
-          <w:ilvl w:val="0"/>
-          <w:numId w:val="1"/>
-        </w:numPr>
-      </w:pPr>
-      <w:r>
-        <w:t>了解 Linux 命令，能部署 Docker 容器。</w:t>
-      </w:r>
-    </w:p>
-    <w:p>
-      <w:r>
-        <w:rPr>
-          <w:b/>
-          <w:bCs/>
-        </w:rPr>
-        <w:t>工作经历：</w:t>
-      </w:r>
-      <w:r>
-        <w:t xml:space="preserve"> </w:t>
-      </w:r>
-      <w:r>
-        <w:rPr>
-          <w:b/>
-          <w:bCs/>
-        </w:rPr>
-        <w:t>2021.03 - 至今 某中型电商公司 后端开发</w:t>
-      </w:r>
-    </w:p>
-    <w:p>
-      <w:pPr>
-        <w:numPr>
-          <w:ilvl w:val="0"/>
-          <w:numId w:val="2"/>
-        </w:numPr>
-      </w:pPr>
-      <w:r>
-        <w:t>负责</w:t>
+        <w:rPr>
+          <w:rFonts w:hint="eastAsia"/>
+          <w:b/>
+          <w:bCs/>
+        </w:rPr>
+        <w:t>- 负责帮一些小客户用 Django 开发</w:t>
       </w:r>
       <w:proofErr w:type="gramStart"/>
       <w:r>
-        <w:t>公司电</w:t>
+        <w:rPr>
+          <w:rFonts w:hint="eastAsia"/>
+          <w:b/>
+          <w:bCs/>
+        </w:rPr>
+        <w:t>企业官网和</w:t>
       </w:r>
       <w:proofErr w:type="gramEnd"/>
       <w:r>
-        <w:t>商后台的维护和新功能开发，保证系统稳定运行。</w:t>
+        <w:rPr>
+          <w:rFonts w:hint="eastAsia"/>
+          <w:b/>
+          <w:bCs/>
+        </w:rPr>
+        <w:t>后台管理系统。</w:t>
       </w:r>
     </w:p>
     <w:p>
       <w:pPr>
-        <w:numPr>
-          <w:ilvl w:val="0"/>
-          <w:numId w:val="2"/>
-        </w:numPr>
+        <w:rPr>
+          <w:rFonts w:hint="eastAsia"/>
+          <w:b/>
+          <w:bCs/>
+        </w:rPr>
       </w:pPr>
       <w:r>
-        <w:t>参与了订单模块的重构，把原来的旧代码改成了</w:t>
+        <w:rPr>
+          <w:rFonts w:hint="eastAsia"/>
+          <w:b/>
+          <w:bCs/>
+        </w:rPr>
+        <w:t>- 编写爬虫脚本帮客户抓取网上的商品价格信息，并保存到 MySQL 数据库中。</w:t>
       </w:r>
-      <w:proofErr w:type="gramStart"/>
+    </w:p>
+    <w:p>
+      <w:pPr>
+        <w:rPr>
+          <w:rFonts w:hint="eastAsia"/>
+          <w:b/>
+          <w:bCs/>
+        </w:rPr>
+      </w:pPr>
       <w:r>
-        <w:t>微服务</w:t>
+        <w:rPr>
+          <w:rFonts w:hint="eastAsia"/>
+          <w:b/>
+          <w:bCs/>
+        </w:rPr>
+        <w:t>- 负责网站服务器的日常开机、关机和简单的配置维护。</w:t>
       </w:r>
-      <w:proofErr w:type="gramEnd"/>
+    </w:p>
+    <w:p>
+      <w:pPr>
+        <w:rPr>
+          <w:rFonts w:hint="eastAsia"/>
+          <w:b/>
+          <w:bCs/>
+        </w:rPr>
+      </w:pPr>
+    </w:p>
+    <w:p>
+      <w:pPr>
+        <w:rPr>
+          <w:rFonts w:hint="eastAsia"/>
+          <w:b/>
+          <w:bCs/>
+        </w:rPr>
+      </w:pPr>
       <w:r>
-        <w:t>架构。</w:t>
+        <w:rPr>
+          <w:rFonts w:hint="eastAsia"/>
+          <w:b/>
+          <w:bCs/>
+        </w:rPr>
+        <w:t>【项目经验：图书管理系统】</w:t>
       </w:r>
     </w:p>
     <w:p>
       <w:pPr>
-        <w:numPr>
-          <w:ilvl w:val="0"/>
-          <w:numId w:val="2"/>
-        </w:numPr>
+        <w:rPr>
+          <w:rFonts w:hint="eastAsia"/>
+          <w:b/>
+          <w:bCs/>
+        </w:rPr>
       </w:pPr>
       <w:r>
-        <w:t>解决了数据库查询慢的问题，通过加索引让网页打开变快了。</w:t>
+        <w:rPr>
+          <w:rFonts w:hint="eastAsia"/>
+          <w:b/>
+          <w:bCs/>
+        </w:rPr>
+        <w:t>项目描述：一个简单的线上图书借阅与管理系统。</w:t>
       </w:r>
     </w:p>
     <w:p>
       <w:pPr>
-        <w:numPr>
-          <w:ilvl w:val="0"/>
-          <w:numId w:val="2"/>
-        </w:numPr>
+        <w:rPr>
+          <w:rFonts w:hint="eastAsia"/>
+          <w:b/>
+          <w:bCs/>
+        </w:rPr>
       </w:pPr>
       <w:r>
-        <w:t>负责</w:t>
+        <w:rPr>
+          <w:rFonts w:hint="eastAsia"/>
+          <w:b/>
+          <w:bCs/>
+        </w:rPr>
+        <w:t>主要职责：</w:t>
       </w:r>
-      <w:proofErr w:type="gramStart"/>
+    </w:p>
+    <w:p>
+      <w:pPr>
+        <w:rPr>
+          <w:rFonts w:hint="eastAsia"/>
+          <w:b/>
+          <w:bCs/>
+        </w:rPr>
+      </w:pPr>
       <w:r>
-        <w:t>处理线</w:t>
+        <w:rPr>
+          <w:rFonts w:hint="eastAsia"/>
+          <w:b/>
+          <w:bCs/>
+        </w:rPr>
+        <w:t>- 独立使用 Django 框架完成了用户登录、图书浏览、借阅申请等功能的开发。</w:t>
       </w:r>
-      <w:proofErr w:type="gramEnd"/>
+    </w:p>
+    <w:p>
       <w:r>
-        <w:t>上的 Bug，主要是修复一些逻辑错误和内存溢出。</w:t>
+        <w:rPr>
+          <w:rFonts w:hint="eastAsia"/>
+          <w:b/>
+          <w:bCs/>
+        </w:rPr>
+        <w:t>- 前端页面使用了 Bootstrap 进行了简单的排版美化。</w:t>
       </w:r>
-    </w:p>
-    <w:p>
-      <w:r>
-        <w:rPr>
-          <w:b/>
-          <w:bCs/>
-        </w:rPr>
-        <w:t>项目经历：</w:t>
-      </w:r>
-      <w:r>
-        <w:t xml:space="preserve"> </w:t>
-      </w:r>
-      <w:r>
-        <w:rPr>
-          <w:b/>
-          <w:bCs/>
-        </w:rPr>
-        <w:t>项目名称：电商平台促销活动支持</w:t>
-      </w:r>
-    </w:p>
-    <w:p>
-      <w:pPr>
-        <w:numPr>
-          <w:ilvl w:val="0"/>
-          <w:numId w:val="3"/>
-        </w:numPr>
-      </w:pPr>
-      <w:r>
-        <w:rPr>
-          <w:b/>
-          <w:bCs/>
-        </w:rPr>
-        <w:t>Situation:</w:t>
-      </w:r>
-      <w:r>
-        <w:t xml:space="preserve"> 公司要搞 618 活动，流量比平时大很多。</w:t>
-      </w:r>
-    </w:p>
-    <w:p>
-      <w:pPr>
-        <w:numPr>
-          <w:ilvl w:val="0"/>
-          <w:numId w:val="3"/>
-        </w:numPr>
-      </w:pPr>
-      <w:r>
-        <w:rPr>
-          <w:b/>
-          <w:bCs/>
-        </w:rPr>
-        <w:t>Task:</w:t>
-      </w:r>
-      <w:r>
-        <w:t xml:space="preserve"> 保证活动期间服务器不</w:t>
-      </w:r>
-      <w:proofErr w:type="gramStart"/>
-      <w:r>
-        <w:t>宕</w:t>
-      </w:r>
-      <w:proofErr w:type="gramEnd"/>
-      <w:r>
-        <w:t>机，订单不丢失。</w:t>
-      </w:r>
-    </w:p>
-    <w:p>
-      <w:pPr>
-        <w:numPr>
-          <w:ilvl w:val="0"/>
-          <w:numId w:val="3"/>
-        </w:numPr>
-      </w:pPr>
-      <w:r>
-        <w:rPr>
-          <w:b/>
-          <w:bCs/>
-        </w:rPr>
-        <w:t>Action:</w:t>
-      </w:r>
-      <w:r>
-        <w:t xml:space="preserve"> 我给数据库加了缓存，并写了一个限流的小功能。同时把一些不重要的日志改成了异步写入。</w:t>
-      </w:r>
-    </w:p>
-    <w:p>
-      <w:pPr>
-        <w:numPr>
-          <w:ilvl w:val="0"/>
-          <w:numId w:val="3"/>
-        </w:numPr>
-      </w:pPr>
-      <w:r>
-        <w:rPr>
-          <w:b/>
-          <w:bCs/>
-        </w:rPr>
-        <w:t>Result:</w:t>
-      </w:r>
-      <w:r>
-        <w:t xml:space="preserve"> 活动期间系统运行平稳，没有收到重大故障投诉。</w:t>
-      </w:r>
-    </w:p>
-    <w:p>
-      <w:r>
-        <w:rPr>
-          <w:b/>
-          <w:bCs/>
-        </w:rPr>
-        <w:t>项目名称：智能客服助手 (RAG 初探)</w:t>
-      </w:r>
-    </w:p>
-    <w:p>
-      <w:pPr>
-        <w:numPr>
-          <w:ilvl w:val="0"/>
-          <w:numId w:val="4"/>
-        </w:numPr>
-      </w:pPr>
-      <w:r>
-        <w:rPr>
-          <w:b/>
-          <w:bCs/>
-        </w:rPr>
-        <w:t>Situation:</w:t>
-      </w:r>
-      <w:r>
-        <w:t xml:space="preserve"> 客</w:t>
-      </w:r>
-      <w:proofErr w:type="gramStart"/>
-      <w:r>
-        <w:t>服压力</w:t>
-      </w:r>
-      <w:proofErr w:type="gramEnd"/>
-      <w:r>
-        <w:t>大，很多重复问题。</w:t>
-      </w:r>
-    </w:p>
-    <w:p>
-      <w:pPr>
-        <w:numPr>
-          <w:ilvl w:val="0"/>
-          <w:numId w:val="4"/>
-        </w:numPr>
-      </w:pPr>
-      <w:r>
-        <w:rPr>
-          <w:b/>
-          <w:bCs/>
-        </w:rPr>
-        <w:t>Task:</w:t>
-      </w:r>
-      <w:r>
-        <w:t xml:space="preserve"> 用 AI 帮忙回答一些简单问题。</w:t>
-      </w:r>
-    </w:p>
-    <w:p>
-      <w:pPr>
-        <w:numPr>
-          <w:ilvl w:val="0"/>
-          <w:numId w:val="4"/>
-        </w:numPr>
-      </w:pPr>
-      <w:r>
-        <w:rPr>
-          <w:b/>
-          <w:bCs/>
-        </w:rPr>
-        <w:t>Action:</w:t>
-      </w:r>
-      <w:r>
-        <w:t xml:space="preserve"> 我搭建了一个数据库，把公司文档存进去，然后调了一下 LLM 的接口。</w:t>
-      </w:r>
-    </w:p>
-    <w:p>
-      <w:pPr>
-        <w:numPr>
-          <w:ilvl w:val="0"/>
-          <w:numId w:val="4"/>
-        </w:numPr>
-      </w:pPr>
-      <w:r>
-        <w:rPr>
-          <w:b/>
-          <w:bCs/>
-        </w:rPr>
-        <w:t>Result:</w:t>
-      </w:r>
-      <w:r>
-        <w:t xml:space="preserve"> 帮客服减少了一部分工作量。</w:t>
-      </w:r>
-    </w:p>
-    <w:p>
-      <w:pPr>
-        <w:rPr>
-          <w:rFonts w:hint="eastAsia"/>
-        </w:rPr>
-      </w:pPr>
     </w:p>
     <w:sectPr>
       <w:pgSz w:w="11906" w:h="16838"/>
@@ -1664,6 +1612,7 @@
   <w:style w:type="character" w:default="1" w:styleId="a0">
     <w:name w:val="Default Paragraph Font"/>
     <w:uiPriority w:val="1"/>
+    <w:semiHidden/>
     <w:unhideWhenUsed/>
   </w:style>
   <w:style w:type="table" w:default="1" w:styleId="a1">
